--- a/Звіт до Лабораторної роботи 3.docx
+++ b/Звіт до Лабораторної роботи 3.docx
@@ -2142,7 +2142,7 @@
           <w14:ligatures w14:val="standardContextual"/>
         </w:rPr>
         <w:drawing>
-          <wp:inline distT="0" distB="0" distL="0" distR="0" wp14:anchorId="12BC13D0" wp14:editId="70C1D3CA">
+          <wp:inline distT="0" distB="0" distL="0" distR="0" wp14:anchorId="12BC13D0" wp14:editId="56A00623">
             <wp:extent cx="2497015" cy="4407658"/>
             <wp:effectExtent l="0" t="0" r="5080" b="0"/>
             <wp:docPr id="890581353" name="Рисунок 1" descr="Изображение выглядит как текст, снимок экрана, Шрифт, дизайн&#10;&#10;Автоматически созданное описание"/>
@@ -2644,7 +2644,7 @@
           <w14:ligatures w14:val="standardContextual"/>
         </w:rPr>
         <w:drawing>
-          <wp:inline distT="0" distB="0" distL="0" distR="0" wp14:anchorId="1C188996" wp14:editId="47E9247A">
+          <wp:inline distT="0" distB="0" distL="0" distR="0" wp14:anchorId="1C188996" wp14:editId="7994A58D">
             <wp:extent cx="5731510" cy="4608830"/>
             <wp:effectExtent l="0" t="0" r="0" b="1270"/>
             <wp:docPr id="1321908577" name="Рисунок 7" descr="Изображение выглядит как текст, снимок экрана, Шрифт, дизайн&#10;&#10;Автоматически созданное описание"/>
@@ -8287,6 +8287,1338 @@
           <w:lang w:val="ru-UA"/>
         </w:rPr>
       </w:pPr>
+    </w:p>
+    <w:p>
+      <w:pPr>
+        <w:pStyle w:val="ds-markdown-paragraph"/>
+        <w:spacing w:before="240" w:beforeAutospacing="0" w:after="240" w:afterAutospacing="0"/>
+        <w:rPr>
+          <w:rStyle w:val="a5"/>
+          <w:color w:val="0F1115"/>
+        </w:rPr>
+      </w:pPr>
+      <w:r>
+        <w:rPr>
+          <w:rStyle w:val="a3"/>
+          <w:color w:val="0F1115"/>
+        </w:rPr>
+        <w:t>Посилання на GitHub:</w:t>
+      </w:r>
+      <w:r>
+        <w:rPr>
+          <w:rStyle w:val="apple-converted-space"/>
+          <w:color w:val="0F1115"/>
+        </w:rPr>
+        <w:t> </w:t>
+      </w:r>
+      <w:r>
+        <w:rPr>
+          <w:color w:val="0F1115"/>
+        </w:rPr>
+        <w:t>https://github.com/uone/lab</w:t>
+      </w:r>
+      <w:r>
+        <w:rPr>
+          <w:color w:val="0F1115"/>
+          <w:lang w:val="ru-RU"/>
+        </w:rPr>
+        <w:t>3</w:t>
+      </w:r>
+      <w:r>
+        <w:rPr>
+          <w:color w:val="0F1115"/>
+        </w:rPr>
+        <w:br/>
+      </w:r>
+      <w:r>
+        <w:rPr>
+          <w:rStyle w:val="a3"/>
+          <w:color w:val="0F1115"/>
+        </w:rPr>
+        <w:t>Посилання на живий застосунок (Vercel):</w:t>
+      </w:r>
+      <w:r>
+        <w:rPr>
+          <w:rStyle w:val="apple-converted-space"/>
+          <w:color w:val="0F1115"/>
+        </w:rPr>
+        <w:t> </w:t>
+      </w:r>
+      <w:r>
+        <w:rPr>
+          <w:rStyle w:val="a5"/>
+          <w:color w:val="0F1115"/>
+        </w:rPr>
+        <w:t>[</w:t>
+      </w:r>
+      <w:r>
+        <w:rPr>
+          <w:rFonts w:ascii="AppleSystemUIFont" w:hAnsi="AppleSystemUIFont"/>
+          <w:lang w:val="ru-RU"/>
+          <w14:ligatures w14:val="standardContextual"/>
+        </w:rPr>
+        <w:fldChar w:fldCharType="begin"/>
+      </w:r>
+      <w:r>
+        <w:rPr>
+          <w:rFonts w:ascii="AppleSystemUIFont" w:hAnsi="AppleSystemUIFont"/>
+          <w:lang w:val="ru-RU"/>
+          <w14:ligatures w14:val="standardContextual"/>
+        </w:rPr>
+        <w:instrText>HYPERLINK "https://uone.github.io/lab3/"</w:instrText>
+      </w:r>
+      <w:r>
+        <w:rPr>
+          <w:rFonts w:ascii="AppleSystemUIFont" w:hAnsi="AppleSystemUIFont"/>
+          <w:lang w:val="ru-RU"/>
+          <w14:ligatures w14:val="standardContextual"/>
+        </w:rPr>
+      </w:r>
+      <w:r>
+        <w:rPr>
+          <w:rFonts w:ascii="AppleSystemUIFont" w:hAnsi="AppleSystemUIFont"/>
+          <w:lang w:val="ru-RU"/>
+          <w14:ligatures w14:val="standardContextual"/>
+        </w:rPr>
+        <w:fldChar w:fldCharType="separate"/>
+      </w:r>
+      <w:r>
+        <w:rPr>
+          <w:sz w:val="26"/>
+          <w:szCs w:val="26"/>
+          <w:lang w:val="ru-RU"/>
+          <w14:ligatures w14:val="standardContextual"/>
+        </w:rPr>
+        <w:t>https://uone.github.io/lab3</w:t>
+      </w:r>
+      <w:r>
+        <w:rPr>
+          <w:rFonts w:ascii="AppleSystemUIFont" w:hAnsi="AppleSystemUIFont" w:cs="AppleSystemUIFont"/>
+          <w:b/>
+          <w:bCs/>
+          <w:sz w:val="26"/>
+          <w:szCs w:val="26"/>
+          <w:lang w:val="ru-RU"/>
+          <w14:ligatures w14:val="standardContextual"/>
+        </w:rPr>
+        <w:t>/</w:t>
+      </w:r>
+      <w:r>
+        <w:rPr>
+          <w:rFonts w:ascii="AppleSystemUIFont" w:hAnsi="AppleSystemUIFont"/>
+          <w:lang w:val="ru-RU"/>
+          <w14:ligatures w14:val="standardContextual"/>
+        </w:rPr>
+        <w:fldChar w:fldCharType="end"/>
+      </w:r>
+    </w:p>
+    <w:p>
+      <w:pPr>
+        <w:pStyle w:val="ds-markdown-paragraph"/>
+        <w:spacing w:before="240" w:beforeAutospacing="0" w:after="240" w:afterAutospacing="0"/>
+        <w:rPr>
+          <w:b/>
+          <w:bCs/>
+          <w:color w:val="0F1115"/>
+          <w:sz w:val="28"/>
+          <w:szCs w:val="28"/>
+          <w:lang w:val="uk-UA"/>
+        </w:rPr>
+      </w:pPr>
+      <w:r>
+        <w:rPr>
+          <w:rStyle w:val="a5"/>
+          <w:b/>
+          <w:bCs/>
+          <w:i w:val="0"/>
+          <w:iCs w:val="0"/>
+          <w:color w:val="0F1115"/>
+          <w:sz w:val="28"/>
+          <w:szCs w:val="28"/>
+          <w:lang w:val="uk-UA"/>
+        </w:rPr>
+        <w:t xml:space="preserve"> Скріншоти роботи:</w:t>
+      </w:r>
+    </w:p>
+    <w:p>
+      <w:pPr>
+        <w:pStyle w:val="3"/>
+        <w:spacing w:before="480" w:beforeAutospacing="0" w:after="240" w:afterAutospacing="0"/>
+        <w:rPr>
+          <w:color w:val="0F1115"/>
+          <w:sz w:val="26"/>
+          <w:szCs w:val="26"/>
+        </w:rPr>
+      </w:pPr>
+      <w:r>
+        <w:rPr>
+          <w:color w:val="0F1115"/>
+          <w:sz w:val="26"/>
+          <w:szCs w:val="26"/>
+        </w:rPr>
+        <w:t>1.</w:t>
+      </w:r>
+      <w:r>
+        <w:rPr>
+          <w:rStyle w:val="apple-converted-space"/>
+          <w:color w:val="0F1115"/>
+          <w:sz w:val="26"/>
+          <w:szCs w:val="26"/>
+        </w:rPr>
+        <w:t> </w:t>
+      </w:r>
+      <w:r>
+        <w:rPr>
+          <w:rStyle w:val="a3"/>
+          <w:b/>
+          <w:bCs/>
+          <w:color w:val="0F1115"/>
+          <w:sz w:val="26"/>
+          <w:szCs w:val="26"/>
+        </w:rPr>
+        <w:t>Структура проекту</w:t>
+      </w:r>
+    </w:p>
+    <w:p>
+      <w:pPr>
+        <w:rPr>
+          <w:rFonts w:ascii="Times New Roman" w:hAnsi="Times New Roman" w:cs="Times New Roman"/>
+          <w:lang w:val="ru-UA"/>
+        </w:rPr>
+      </w:pPr>
+      <w:r>
+        <w:rPr>
+          <w:rFonts w:ascii="Times New Roman" w:hAnsi="Times New Roman" w:cs="Times New Roman"/>
+          <w:lang w:val="ru-UA"/>
+          <w14:ligatures w14:val="standardContextual"/>
+        </w:rPr>
+        <w:drawing>
+          <wp:inline distT="0" distB="0" distL="0" distR="0" wp14:anchorId="465782B0" wp14:editId="1CDD5E7F">
+            <wp:extent cx="2743200" cy="2501900"/>
+            <wp:effectExtent l="0" t="0" r="0" b="0"/>
+            <wp:docPr id="1127412916" name="Рисунок 1" descr="Изображение выглядит как текст, снимок экрана, Шрифт, число&#10;&#10;Автоматически созданное описание"/>
+            <wp:cNvGraphicFramePr>
+              <a:graphicFrameLocks xmlns:a="http://schemas.openxmlformats.org/drawingml/2006/main" noChangeAspect="1"/>
+            </wp:cNvGraphicFramePr>
+            <a:graphic xmlns:a="http://schemas.openxmlformats.org/drawingml/2006/main">
+              <a:graphicData uri="http://schemas.openxmlformats.org/drawingml/2006/picture">
+                <pic:pic xmlns:pic="http://schemas.openxmlformats.org/drawingml/2006/picture">
+                  <pic:nvPicPr>
+                    <pic:cNvPr id="1127412916" name="Рисунок 1" descr="Изображение выглядит как текст, снимок экрана, Шрифт, число&#10;&#10;Автоматически созданное описание"/>
+                    <pic:cNvPicPr/>
+                  </pic:nvPicPr>
+                  <pic:blipFill>
+                    <a:blip r:embed="rId13">
+                      <a:extLst>
+                        <a:ext uri="{28A0092B-C50C-407E-A947-70E740481C1C}">
+                          <a14:useLocalDpi xmlns:a14="http://schemas.microsoft.com/office/drawing/2010/main" val="0"/>
+                        </a:ext>
+                      </a:extLst>
+                    </a:blip>
+                    <a:stretch>
+                      <a:fillRect/>
+                    </a:stretch>
+                  </pic:blipFill>
+                  <pic:spPr>
+                    <a:xfrm>
+                      <a:off x="0" y="0"/>
+                      <a:ext cx="2743200" cy="2501900"/>
+                    </a:xfrm>
+                    <a:prstGeom prst="rect">
+                      <a:avLst/>
+                    </a:prstGeom>
+                  </pic:spPr>
+                </pic:pic>
+              </a:graphicData>
+            </a:graphic>
+          </wp:inline>
+        </w:drawing>
+      </w:r>
+    </w:p>
+    <w:p>
+      <w:pPr>
+        <w:pStyle w:val="3"/>
+        <w:spacing w:before="480" w:beforeAutospacing="0" w:after="240" w:afterAutospacing="0"/>
+        <w:rPr>
+          <w:color w:val="0F1115"/>
+          <w:sz w:val="26"/>
+          <w:szCs w:val="26"/>
+        </w:rPr>
+      </w:pPr>
+      <w:r>
+        <w:rPr>
+          <w:color w:val="0F1115"/>
+          <w:sz w:val="26"/>
+          <w:szCs w:val="26"/>
+        </w:rPr>
+        <w:t>2.</w:t>
+      </w:r>
+      <w:r>
+        <w:rPr>
+          <w:rStyle w:val="apple-converted-space"/>
+          <w:color w:val="0F1115"/>
+          <w:sz w:val="26"/>
+          <w:szCs w:val="26"/>
+        </w:rPr>
+        <w:t> </w:t>
+      </w:r>
+      <w:r>
+        <w:rPr>
+          <w:rStyle w:val="a3"/>
+          <w:b/>
+          <w:bCs/>
+          <w:color w:val="0F1115"/>
+          <w:sz w:val="26"/>
+          <w:szCs w:val="26"/>
+        </w:rPr>
+        <w:t>Метатег viewport</w:t>
+      </w:r>
+    </w:p>
+    <w:p>
+      <w:pPr>
+        <w:rPr>
+          <w:rFonts w:ascii="Times New Roman" w:hAnsi="Times New Roman" w:cs="Times New Roman"/>
+          <w:lang w:val="ru-UA"/>
+        </w:rPr>
+      </w:pPr>
+      <w:r>
+        <w:rPr>
+          <w:rFonts w:ascii="Times New Roman" w:hAnsi="Times New Roman" w:cs="Times New Roman"/>
+          <w:lang w:val="ru-UA"/>
+          <w14:ligatures w14:val="standardContextual"/>
+        </w:rPr>
+        <w:drawing>
+          <wp:inline distT="0" distB="0" distL="0" distR="0" wp14:anchorId="03A39E9B" wp14:editId="3492FAA7">
+            <wp:extent cx="5731510" cy="867410"/>
+            <wp:effectExtent l="0" t="0" r="0" b="0"/>
+            <wp:docPr id="2069022763" name="Рисунок 2" descr="Изображение выглядит как текст, снимок экрана, Шрифт&#10;&#10;Автоматически созданное описание"/>
+            <wp:cNvGraphicFramePr>
+              <a:graphicFrameLocks xmlns:a="http://schemas.openxmlformats.org/drawingml/2006/main" noChangeAspect="1"/>
+            </wp:cNvGraphicFramePr>
+            <a:graphic xmlns:a="http://schemas.openxmlformats.org/drawingml/2006/main">
+              <a:graphicData uri="http://schemas.openxmlformats.org/drawingml/2006/picture">
+                <pic:pic xmlns:pic="http://schemas.openxmlformats.org/drawingml/2006/picture">
+                  <pic:nvPicPr>
+                    <pic:cNvPr id="2069022763" name="Рисунок 2" descr="Изображение выглядит как текст, снимок экрана, Шрифт&#10;&#10;Автоматически созданное описание"/>
+                    <pic:cNvPicPr/>
+                  </pic:nvPicPr>
+                  <pic:blipFill>
+                    <a:blip r:embed="rId14">
+                      <a:extLst>
+                        <a:ext uri="{28A0092B-C50C-407E-A947-70E740481C1C}">
+                          <a14:useLocalDpi xmlns:a14="http://schemas.microsoft.com/office/drawing/2010/main" val="0"/>
+                        </a:ext>
+                      </a:extLst>
+                    </a:blip>
+                    <a:stretch>
+                      <a:fillRect/>
+                    </a:stretch>
+                  </pic:blipFill>
+                  <pic:spPr>
+                    <a:xfrm>
+                      <a:off x="0" y="0"/>
+                      <a:ext cx="5731510" cy="867410"/>
+                    </a:xfrm>
+                    <a:prstGeom prst="rect">
+                      <a:avLst/>
+                    </a:prstGeom>
+                  </pic:spPr>
+                </pic:pic>
+              </a:graphicData>
+            </a:graphic>
+          </wp:inline>
+        </w:drawing>
+      </w:r>
+    </w:p>
+    <w:p>
+      <w:pPr>
+        <w:pStyle w:val="3"/>
+        <w:spacing w:before="480" w:beforeAutospacing="0" w:after="240" w:afterAutospacing="0"/>
+        <w:rPr>
+          <w:color w:val="0F1115"/>
+          <w:sz w:val="26"/>
+          <w:szCs w:val="26"/>
+        </w:rPr>
+      </w:pPr>
+      <w:r>
+        <w:rPr>
+          <w:color w:val="0F1115"/>
+          <w:sz w:val="26"/>
+          <w:szCs w:val="26"/>
+        </w:rPr>
+        <w:lastRenderedPageBreak/>
+        <w:t>3.</w:t>
+      </w:r>
+      <w:r>
+        <w:rPr>
+          <w:rStyle w:val="apple-converted-space"/>
+          <w:color w:val="0F1115"/>
+          <w:sz w:val="26"/>
+          <w:szCs w:val="26"/>
+        </w:rPr>
+        <w:t> </w:t>
+      </w:r>
+      <w:r>
+        <w:rPr>
+          <w:rStyle w:val="a3"/>
+          <w:b/>
+          <w:bCs/>
+          <w:color w:val="0F1115"/>
+          <w:sz w:val="26"/>
+          <w:szCs w:val="26"/>
+        </w:rPr>
+        <w:t>Семантична структура HTML</w:t>
+      </w:r>
+    </w:p>
+    <w:p>
+      <w:pPr>
+        <w:rPr>
+          <w:rFonts w:ascii="Times New Roman" w:hAnsi="Times New Roman" w:cs="Times New Roman"/>
+          <w:lang w:val="ru-UA"/>
+        </w:rPr>
+      </w:pPr>
+      <w:r>
+        <w:rPr>
+          <w:rFonts w:ascii="Times New Roman" w:hAnsi="Times New Roman" w:cs="Times New Roman"/>
+          <w:lang w:val="ru-UA"/>
+          <w14:ligatures w14:val="standardContextual"/>
+        </w:rPr>
+        <w:drawing>
+          <wp:inline distT="0" distB="0" distL="0" distR="0" wp14:anchorId="31236E42" wp14:editId="05A72DCC">
+            <wp:extent cx="5731510" cy="1282065"/>
+            <wp:effectExtent l="0" t="0" r="0" b="635"/>
+            <wp:docPr id="809373107" name="Рисунок 3" descr="Изображение выглядит как текст, снимок экрана&#10;&#10;Автоматически созданное описание"/>
+            <wp:cNvGraphicFramePr>
+              <a:graphicFrameLocks xmlns:a="http://schemas.openxmlformats.org/drawingml/2006/main" noChangeAspect="1"/>
+            </wp:cNvGraphicFramePr>
+            <a:graphic xmlns:a="http://schemas.openxmlformats.org/drawingml/2006/main">
+              <a:graphicData uri="http://schemas.openxmlformats.org/drawingml/2006/picture">
+                <pic:pic xmlns:pic="http://schemas.openxmlformats.org/drawingml/2006/picture">
+                  <pic:nvPicPr>
+                    <pic:cNvPr id="809373107" name="Рисунок 3" descr="Изображение выглядит как текст, снимок экрана&#10;&#10;Автоматически созданное описание"/>
+                    <pic:cNvPicPr/>
+                  </pic:nvPicPr>
+                  <pic:blipFill>
+                    <a:blip r:embed="rId15" cstate="print">
+                      <a:extLst>
+                        <a:ext uri="{28A0092B-C50C-407E-A947-70E740481C1C}">
+                          <a14:useLocalDpi xmlns:a14="http://schemas.microsoft.com/office/drawing/2010/main" val="0"/>
+                        </a:ext>
+                      </a:extLst>
+                    </a:blip>
+                    <a:stretch>
+                      <a:fillRect/>
+                    </a:stretch>
+                  </pic:blipFill>
+                  <pic:spPr>
+                    <a:xfrm>
+                      <a:off x="0" y="0"/>
+                      <a:ext cx="5731510" cy="1282065"/>
+                    </a:xfrm>
+                    <a:prstGeom prst="rect">
+                      <a:avLst/>
+                    </a:prstGeom>
+                  </pic:spPr>
+                </pic:pic>
+              </a:graphicData>
+            </a:graphic>
+          </wp:inline>
+        </w:drawing>
+      </w:r>
+    </w:p>
+    <w:p>
+      <w:pPr>
+        <w:pStyle w:val="3"/>
+        <w:spacing w:before="480" w:beforeAutospacing="0" w:after="240" w:afterAutospacing="0"/>
+        <w:rPr>
+          <w:color w:val="0F1115"/>
+          <w:sz w:val="26"/>
+          <w:szCs w:val="26"/>
+        </w:rPr>
+      </w:pPr>
+      <w:r>
+        <w:rPr>
+          <w:color w:val="0F1115"/>
+          <w:sz w:val="26"/>
+          <w:szCs w:val="26"/>
+        </w:rPr>
+        <w:t>4.</w:t>
+      </w:r>
+      <w:r>
+        <w:rPr>
+          <w:rStyle w:val="apple-converted-space"/>
+          <w:color w:val="0F1115"/>
+          <w:sz w:val="26"/>
+          <w:szCs w:val="26"/>
+        </w:rPr>
+        <w:t> </w:t>
+      </w:r>
+      <w:r>
+        <w:rPr>
+          <w:rStyle w:val="a3"/>
+          <w:b/>
+          <w:bCs/>
+          <w:color w:val="0F1115"/>
+          <w:sz w:val="26"/>
+          <w:szCs w:val="26"/>
+        </w:rPr>
+        <w:t>CSS Grid для макету сторінки</w:t>
+      </w:r>
+    </w:p>
+    <w:p>
+      <w:pPr>
+        <w:rPr>
+          <w:rFonts w:ascii="Times New Roman" w:hAnsi="Times New Roman" w:cs="Times New Roman"/>
+          <w:lang w:val="ru-UA"/>
+        </w:rPr>
+      </w:pPr>
+      <w:r>
+        <w:rPr>
+          <w:rFonts w:ascii="Times New Roman" w:hAnsi="Times New Roman" w:cs="Times New Roman"/>
+          <w:lang w:val="ru-UA"/>
+          <w14:ligatures w14:val="standardContextual"/>
+        </w:rPr>
+        <w:drawing>
+          <wp:inline distT="0" distB="0" distL="0" distR="0" wp14:anchorId="2B87AE94" wp14:editId="64B81915">
+            <wp:extent cx="5731510" cy="2501900"/>
+            <wp:effectExtent l="0" t="0" r="0" b="0"/>
+            <wp:docPr id="1288779585" name="Рисунок 4" descr="Изображение выглядит как текст, снимок экрана&#10;&#10;Автоматически созданное описание"/>
+            <wp:cNvGraphicFramePr>
+              <a:graphicFrameLocks xmlns:a="http://schemas.openxmlformats.org/drawingml/2006/main" noChangeAspect="1"/>
+            </wp:cNvGraphicFramePr>
+            <a:graphic xmlns:a="http://schemas.openxmlformats.org/drawingml/2006/main">
+              <a:graphicData uri="http://schemas.openxmlformats.org/drawingml/2006/picture">
+                <pic:pic xmlns:pic="http://schemas.openxmlformats.org/drawingml/2006/picture">
+                  <pic:nvPicPr>
+                    <pic:cNvPr id="1288779585" name="Рисунок 4" descr="Изображение выглядит как текст, снимок экрана&#10;&#10;Автоматически созданное описание"/>
+                    <pic:cNvPicPr/>
+                  </pic:nvPicPr>
+                  <pic:blipFill>
+                    <a:blip r:embed="rId16" cstate="print">
+                      <a:extLst>
+                        <a:ext uri="{28A0092B-C50C-407E-A947-70E740481C1C}">
+                          <a14:useLocalDpi xmlns:a14="http://schemas.microsoft.com/office/drawing/2010/main" val="0"/>
+                        </a:ext>
+                      </a:extLst>
+                    </a:blip>
+                    <a:stretch>
+                      <a:fillRect/>
+                    </a:stretch>
+                  </pic:blipFill>
+                  <pic:spPr>
+                    <a:xfrm>
+                      <a:off x="0" y="0"/>
+                      <a:ext cx="5731510" cy="2501900"/>
+                    </a:xfrm>
+                    <a:prstGeom prst="rect">
+                      <a:avLst/>
+                    </a:prstGeom>
+                  </pic:spPr>
+                </pic:pic>
+              </a:graphicData>
+            </a:graphic>
+          </wp:inline>
+        </w:drawing>
+      </w:r>
+    </w:p>
+    <w:p>
+      <w:pPr>
+        <w:pStyle w:val="3"/>
+        <w:spacing w:before="480" w:beforeAutospacing="0" w:after="240" w:afterAutospacing="0"/>
+        <w:rPr>
+          <w:color w:val="0F1115"/>
+          <w:sz w:val="26"/>
+          <w:szCs w:val="26"/>
+        </w:rPr>
+      </w:pPr>
+      <w:r>
+        <w:rPr>
+          <w:color w:val="0F1115"/>
+          <w:sz w:val="26"/>
+          <w:szCs w:val="26"/>
+        </w:rPr>
+        <w:t>5.</w:t>
+      </w:r>
+      <w:r>
+        <w:rPr>
+          <w:rStyle w:val="apple-converted-space"/>
+          <w:color w:val="0F1115"/>
+          <w:sz w:val="26"/>
+          <w:szCs w:val="26"/>
+        </w:rPr>
+        <w:t> </w:t>
+      </w:r>
+      <w:r>
+        <w:rPr>
+          <w:rStyle w:val="a3"/>
+          <w:b/>
+          <w:bCs/>
+          <w:color w:val="0F1115"/>
+          <w:sz w:val="26"/>
+          <w:szCs w:val="26"/>
+        </w:rPr>
+        <w:t>Адаптивна галерея</w:t>
+      </w:r>
+    </w:p>
+    <w:p>
+      <w:pPr>
+        <w:rPr>
+          <w:rFonts w:ascii="Times New Roman" w:hAnsi="Times New Roman" w:cs="Times New Roman"/>
+          <w:lang w:val="ru-UA"/>
+        </w:rPr>
+      </w:pPr>
+      <w:r>
+        <w:rPr>
+          <w:rFonts w:ascii="Times New Roman" w:hAnsi="Times New Roman" w:cs="Times New Roman"/>
+          <w:lang w:val="ru-UA"/>
+          <w14:ligatures w14:val="standardContextual"/>
+        </w:rPr>
+        <w:drawing>
+          <wp:inline distT="0" distB="0" distL="0" distR="0" wp14:anchorId="5D8378D4" wp14:editId="6C35BD9D">
+            <wp:extent cx="5161085" cy="3286146"/>
+            <wp:effectExtent l="0" t="0" r="0" b="3175"/>
+            <wp:docPr id="797760732" name="Рисунок 5" descr="Изображение выглядит как текст, снимок экрана&#10;&#10;Автоматически созданное описание"/>
+            <wp:cNvGraphicFramePr>
+              <a:graphicFrameLocks xmlns:a="http://schemas.openxmlformats.org/drawingml/2006/main" noChangeAspect="1"/>
+            </wp:cNvGraphicFramePr>
+            <a:graphic xmlns:a="http://schemas.openxmlformats.org/drawingml/2006/main">
+              <a:graphicData uri="http://schemas.openxmlformats.org/drawingml/2006/picture">
+                <pic:pic xmlns:pic="http://schemas.openxmlformats.org/drawingml/2006/picture">
+                  <pic:nvPicPr>
+                    <pic:cNvPr id="797760732" name="Рисунок 5" descr="Изображение выглядит как текст, снимок экрана&#10;&#10;Автоматически созданное описание"/>
+                    <pic:cNvPicPr/>
+                  </pic:nvPicPr>
+                  <pic:blipFill>
+                    <a:blip r:embed="rId17" cstate="print">
+                      <a:extLst>
+                        <a:ext uri="{28A0092B-C50C-407E-A947-70E740481C1C}">
+                          <a14:useLocalDpi xmlns:a14="http://schemas.microsoft.com/office/drawing/2010/main" val="0"/>
+                        </a:ext>
+                      </a:extLst>
+                    </a:blip>
+                    <a:stretch>
+                      <a:fillRect/>
+                    </a:stretch>
+                  </pic:blipFill>
+                  <pic:spPr>
+                    <a:xfrm>
+                      <a:off x="0" y="0"/>
+                      <a:ext cx="5246637" cy="3340619"/>
+                    </a:xfrm>
+                    <a:prstGeom prst="rect">
+                      <a:avLst/>
+                    </a:prstGeom>
+                  </pic:spPr>
+                </pic:pic>
+              </a:graphicData>
+            </a:graphic>
+          </wp:inline>
+        </w:drawing>
+      </w:r>
+    </w:p>
+    <w:p>
+      <w:pPr>
+        <w:pStyle w:val="3"/>
+        <w:spacing w:before="480" w:beforeAutospacing="0" w:after="240" w:afterAutospacing="0"/>
+        <w:rPr>
+          <w:color w:val="0F1115"/>
+          <w:sz w:val="26"/>
+          <w:szCs w:val="26"/>
+        </w:rPr>
+      </w:pPr>
+      <w:r>
+        <w:rPr>
+          <w:color w:val="0F1115"/>
+          <w:sz w:val="26"/>
+          <w:szCs w:val="26"/>
+        </w:rPr>
+        <w:lastRenderedPageBreak/>
+        <w:t>6.</w:t>
+      </w:r>
+      <w:r>
+        <w:rPr>
+          <w:rStyle w:val="apple-converted-space"/>
+          <w:color w:val="0F1115"/>
+          <w:sz w:val="26"/>
+          <w:szCs w:val="26"/>
+        </w:rPr>
+        <w:t> </w:t>
+      </w:r>
+      <w:r>
+        <w:rPr>
+          <w:rStyle w:val="a3"/>
+          <w:b/>
+          <w:bCs/>
+          <w:color w:val="0F1115"/>
+          <w:sz w:val="26"/>
+          <w:szCs w:val="26"/>
+        </w:rPr>
+        <w:t>Індивідуальна вимога варіанту 18</w:t>
+      </w:r>
+    </w:p>
+    <w:p>
+      <w:pPr>
+        <w:rPr>
+          <w:rFonts w:ascii="Times New Roman" w:hAnsi="Times New Roman" w:cs="Times New Roman"/>
+          <w:lang w:val="ru-UA"/>
+        </w:rPr>
+      </w:pPr>
+      <w:r>
+        <w:rPr>
+          <w:rFonts w:ascii="Times New Roman" w:hAnsi="Times New Roman" w:cs="Times New Roman"/>
+          <w:lang w:val="ru-UA"/>
+          <w14:ligatures w14:val="standardContextual"/>
+        </w:rPr>
+        <w:drawing>
+          <wp:inline distT="0" distB="0" distL="0" distR="0" wp14:anchorId="7A932E50" wp14:editId="36E78DC0">
+            <wp:extent cx="5731510" cy="1088390"/>
+            <wp:effectExtent l="0" t="0" r="0" b="3810"/>
+            <wp:docPr id="1166531169" name="Рисунок 6" descr="Изображение выглядит как текст, снимок экрана&#10;&#10;Автоматически созданное описание"/>
+            <wp:cNvGraphicFramePr>
+              <a:graphicFrameLocks xmlns:a="http://schemas.openxmlformats.org/drawingml/2006/main" noChangeAspect="1"/>
+            </wp:cNvGraphicFramePr>
+            <a:graphic xmlns:a="http://schemas.openxmlformats.org/drawingml/2006/main">
+              <a:graphicData uri="http://schemas.openxmlformats.org/drawingml/2006/picture">
+                <pic:pic xmlns:pic="http://schemas.openxmlformats.org/drawingml/2006/picture">
+                  <pic:nvPicPr>
+                    <pic:cNvPr id="1166531169" name="Рисунок 6" descr="Изображение выглядит как текст, снимок экрана&#10;&#10;Автоматически созданное описание"/>
+                    <pic:cNvPicPr/>
+                  </pic:nvPicPr>
+                  <pic:blipFill>
+                    <a:blip r:embed="rId18" cstate="print">
+                      <a:extLst>
+                        <a:ext uri="{28A0092B-C50C-407E-A947-70E740481C1C}">
+                          <a14:useLocalDpi xmlns:a14="http://schemas.microsoft.com/office/drawing/2010/main" val="0"/>
+                        </a:ext>
+                      </a:extLst>
+                    </a:blip>
+                    <a:stretch>
+                      <a:fillRect/>
+                    </a:stretch>
+                  </pic:blipFill>
+                  <pic:spPr>
+                    <a:xfrm>
+                      <a:off x="0" y="0"/>
+                      <a:ext cx="5731510" cy="1088390"/>
+                    </a:xfrm>
+                    <a:prstGeom prst="rect">
+                      <a:avLst/>
+                    </a:prstGeom>
+                  </pic:spPr>
+                </pic:pic>
+              </a:graphicData>
+            </a:graphic>
+          </wp:inline>
+        </w:drawing>
+      </w:r>
+    </w:p>
+    <w:p>
+      <w:pPr>
+        <w:pStyle w:val="3"/>
+        <w:spacing w:before="480" w:beforeAutospacing="0" w:after="240" w:afterAutospacing="0"/>
+        <w:rPr>
+          <w:color w:val="0F1115"/>
+          <w:sz w:val="26"/>
+          <w:szCs w:val="26"/>
+        </w:rPr>
+      </w:pPr>
+      <w:r>
+        <w:rPr>
+          <w:color w:val="0F1115"/>
+          <w:sz w:val="26"/>
+          <w:szCs w:val="26"/>
+        </w:rPr>
+        <w:t>7.</w:t>
+      </w:r>
+      <w:r>
+        <w:rPr>
+          <w:rStyle w:val="apple-converted-space"/>
+          <w:color w:val="0F1115"/>
+          <w:sz w:val="26"/>
+          <w:szCs w:val="26"/>
+        </w:rPr>
+        <w:t> </w:t>
+      </w:r>
+      <w:r>
+        <w:rPr>
+          <w:rStyle w:val="a3"/>
+          <w:b/>
+          <w:bCs/>
+          <w:color w:val="0F1115"/>
+          <w:sz w:val="26"/>
+          <w:szCs w:val="26"/>
+        </w:rPr>
+        <w:t>Анімація</w:t>
+      </w:r>
+      <w:r>
+        <w:rPr>
+          <w:rStyle w:val="apple-converted-space"/>
+          <w:color w:val="0F1115"/>
+          <w:sz w:val="26"/>
+          <w:szCs w:val="26"/>
+        </w:rPr>
+        <w:t> </w:t>
+      </w:r>
+      <w:r>
+        <w:rPr>
+          <w:rStyle w:val="HTML"/>
+          <w:rFonts w:ascii="Times New Roman" w:hAnsi="Times New Roman" w:cs="Times New Roman"/>
+          <w:color w:val="0F1115"/>
+          <w:sz w:val="26"/>
+          <w:szCs w:val="26"/>
+        </w:rPr>
+        <w:t>bounceIn</w:t>
+      </w:r>
+    </w:p>
+    <w:p>
+      <w:pPr>
+        <w:rPr>
+          <w:rFonts w:ascii="Times New Roman" w:hAnsi="Times New Roman" w:cs="Times New Roman"/>
+          <w:lang w:val="ru-UA"/>
+        </w:rPr>
+      </w:pPr>
+      <w:r>
+        <w:rPr>
+          <w:rFonts w:ascii="Times New Roman" w:hAnsi="Times New Roman" w:cs="Times New Roman"/>
+          <w:lang w:val="ru-UA"/>
+          <w14:ligatures w14:val="standardContextual"/>
+        </w:rPr>
+        <w:drawing>
+          <wp:inline distT="0" distB="0" distL="0" distR="0" wp14:anchorId="24583BE0" wp14:editId="264818AE">
+            <wp:extent cx="5731510" cy="1046480"/>
+            <wp:effectExtent l="0" t="0" r="0" b="0"/>
+            <wp:docPr id="1717005036" name="Рисунок 7" descr="Изображение выглядит как текст, снимок экрана, Шрифт&#10;&#10;Автоматически созданное описание"/>
+            <wp:cNvGraphicFramePr>
+              <a:graphicFrameLocks xmlns:a="http://schemas.openxmlformats.org/drawingml/2006/main" noChangeAspect="1"/>
+            </wp:cNvGraphicFramePr>
+            <a:graphic xmlns:a="http://schemas.openxmlformats.org/drawingml/2006/main">
+              <a:graphicData uri="http://schemas.openxmlformats.org/drawingml/2006/picture">
+                <pic:pic xmlns:pic="http://schemas.openxmlformats.org/drawingml/2006/picture">
+                  <pic:nvPicPr>
+                    <pic:cNvPr id="1717005036" name="Рисунок 7" descr="Изображение выглядит как текст, снимок экрана, Шрифт&#10;&#10;Автоматически созданное описание"/>
+                    <pic:cNvPicPr/>
+                  </pic:nvPicPr>
+                  <pic:blipFill>
+                    <a:blip r:embed="rId19" cstate="print">
+                      <a:extLst>
+                        <a:ext uri="{28A0092B-C50C-407E-A947-70E740481C1C}">
+                          <a14:useLocalDpi xmlns:a14="http://schemas.microsoft.com/office/drawing/2010/main" val="0"/>
+                        </a:ext>
+                      </a:extLst>
+                    </a:blip>
+                    <a:stretch>
+                      <a:fillRect/>
+                    </a:stretch>
+                  </pic:blipFill>
+                  <pic:spPr>
+                    <a:xfrm>
+                      <a:off x="0" y="0"/>
+                      <a:ext cx="5731510" cy="1046480"/>
+                    </a:xfrm>
+                    <a:prstGeom prst="rect">
+                      <a:avLst/>
+                    </a:prstGeom>
+                  </pic:spPr>
+                </pic:pic>
+              </a:graphicData>
+            </a:graphic>
+          </wp:inline>
+        </w:drawing>
+      </w:r>
+    </w:p>
+    <w:p>
+      <w:pPr>
+        <w:pStyle w:val="3"/>
+        <w:spacing w:before="480" w:beforeAutospacing="0" w:after="240" w:afterAutospacing="0"/>
+        <w:rPr>
+          <w:color w:val="0F1115"/>
+          <w:sz w:val="26"/>
+          <w:szCs w:val="26"/>
+        </w:rPr>
+      </w:pPr>
+      <w:r>
+        <w:rPr>
+          <w:color w:val="0F1115"/>
+          <w:sz w:val="26"/>
+          <w:szCs w:val="26"/>
+        </w:rPr>
+        <w:t>8.</w:t>
+      </w:r>
+      <w:r>
+        <w:rPr>
+          <w:rStyle w:val="apple-converted-space"/>
+          <w:color w:val="0F1115"/>
+          <w:sz w:val="26"/>
+          <w:szCs w:val="26"/>
+        </w:rPr>
+        <w:t> </w:t>
+      </w:r>
+      <w:r>
+        <w:rPr>
+          <w:rStyle w:val="a3"/>
+          <w:b/>
+          <w:bCs/>
+          <w:color w:val="0F1115"/>
+          <w:sz w:val="26"/>
+          <w:szCs w:val="26"/>
+        </w:rPr>
+        <w:t>Адаптивна типографіка</w:t>
+      </w:r>
+    </w:p>
+    <w:p>
+      <w:pPr>
+        <w:rPr>
+          <w:rFonts w:ascii="Times New Roman" w:hAnsi="Times New Roman" w:cs="Times New Roman"/>
+          <w:lang w:val="ru-UA"/>
+        </w:rPr>
+      </w:pPr>
+      <w:r>
+        <w:rPr>
+          <w:rFonts w:ascii="Times New Roman" w:hAnsi="Times New Roman" w:cs="Times New Roman"/>
+          <w:lang w:val="ru-UA"/>
+          <w14:ligatures w14:val="standardContextual"/>
+        </w:rPr>
+        <w:drawing>
+          <wp:inline distT="0" distB="0" distL="0" distR="0" wp14:anchorId="04093EC8" wp14:editId="70C9D06E">
+            <wp:extent cx="5731510" cy="4559300"/>
+            <wp:effectExtent l="0" t="0" r="0" b="0"/>
+            <wp:docPr id="449202699" name="Рисунок 9" descr="Изображение выглядит как текст, снимок экрана&#10;&#10;Автоматически созданное описание"/>
+            <wp:cNvGraphicFramePr>
+              <a:graphicFrameLocks xmlns:a="http://schemas.openxmlformats.org/drawingml/2006/main" noChangeAspect="1"/>
+            </wp:cNvGraphicFramePr>
+            <a:graphic xmlns:a="http://schemas.openxmlformats.org/drawingml/2006/main">
+              <a:graphicData uri="http://schemas.openxmlformats.org/drawingml/2006/picture">
+                <pic:pic xmlns:pic="http://schemas.openxmlformats.org/drawingml/2006/picture">
+                  <pic:nvPicPr>
+                    <pic:cNvPr id="449202699" name="Рисунок 9" descr="Изображение выглядит как текст, снимок экрана&#10;&#10;Автоматически созданное описание"/>
+                    <pic:cNvPicPr/>
+                  </pic:nvPicPr>
+                  <pic:blipFill>
+                    <a:blip r:embed="rId20">
+                      <a:extLst>
+                        <a:ext uri="{28A0092B-C50C-407E-A947-70E740481C1C}">
+                          <a14:useLocalDpi xmlns:a14="http://schemas.microsoft.com/office/drawing/2010/main" val="0"/>
+                        </a:ext>
+                      </a:extLst>
+                    </a:blip>
+                    <a:stretch>
+                      <a:fillRect/>
+                    </a:stretch>
+                  </pic:blipFill>
+                  <pic:spPr>
+                    <a:xfrm>
+                      <a:off x="0" y="0"/>
+                      <a:ext cx="5731510" cy="4559300"/>
+                    </a:xfrm>
+                    <a:prstGeom prst="rect">
+                      <a:avLst/>
+                    </a:prstGeom>
+                  </pic:spPr>
+                </pic:pic>
+              </a:graphicData>
+            </a:graphic>
+          </wp:inline>
+        </w:drawing>
+      </w:r>
+    </w:p>
+    <w:p>
+      <w:pPr>
+        <w:rPr>
+          <w:rFonts w:ascii="Times New Roman" w:hAnsi="Times New Roman" w:cs="Times New Roman"/>
+          <w:lang w:val="ru-UA"/>
+        </w:rPr>
+      </w:pPr>
+    </w:p>
+    <w:p>
+      <w:pPr>
+        <w:pStyle w:val="3"/>
+        <w:spacing w:before="480" w:beforeAutospacing="0" w:after="240" w:afterAutospacing="0"/>
+        <w:rPr>
+          <w:color w:val="0F1115"/>
+          <w:sz w:val="26"/>
+          <w:szCs w:val="26"/>
+        </w:rPr>
+      </w:pPr>
+      <w:r>
+        <w:rPr>
+          <w:color w:val="0F1115"/>
+          <w:sz w:val="26"/>
+          <w:szCs w:val="26"/>
+        </w:rPr>
+        <w:lastRenderedPageBreak/>
+        <w:t>9.</w:t>
+      </w:r>
+      <w:r>
+        <w:rPr>
+          <w:rStyle w:val="apple-converted-space"/>
+          <w:color w:val="0F1115"/>
+          <w:sz w:val="26"/>
+          <w:szCs w:val="26"/>
+        </w:rPr>
+        <w:t> </w:t>
+      </w:r>
+      <w:r>
+        <w:rPr>
+          <w:rStyle w:val="a3"/>
+          <w:b/>
+          <w:bCs/>
+          <w:color w:val="0F1115"/>
+          <w:sz w:val="26"/>
+          <w:szCs w:val="26"/>
+        </w:rPr>
+        <w:t>Гнучкі зображення</w:t>
+      </w:r>
+    </w:p>
+    <w:p>
+      <w:pPr>
+        <w:rPr>
+          <w:rFonts w:ascii="Times New Roman" w:hAnsi="Times New Roman" w:cs="Times New Roman"/>
+          <w:lang w:val="ru-UA"/>
+        </w:rPr>
+      </w:pPr>
+      <w:r>
+        <w:rPr>
+          <w:rFonts w:ascii="Times New Roman" w:hAnsi="Times New Roman" w:cs="Times New Roman"/>
+          <w:lang w:val="ru-UA"/>
+          <w14:ligatures w14:val="standardContextual"/>
+        </w:rPr>
+        <w:drawing>
+          <wp:inline distT="0" distB="0" distL="0" distR="0" wp14:anchorId="7152EC77" wp14:editId="4E0CB192">
+            <wp:extent cx="5731510" cy="1151890"/>
+            <wp:effectExtent l="0" t="0" r="0" b="3810"/>
+            <wp:docPr id="2000189720" name="Рисунок 11" descr="Изображение выглядит как текст, Шрифт, снимок экрана&#10;&#10;Автоматически созданное описание"/>
+            <wp:cNvGraphicFramePr>
+              <a:graphicFrameLocks xmlns:a="http://schemas.openxmlformats.org/drawingml/2006/main" noChangeAspect="1"/>
+            </wp:cNvGraphicFramePr>
+            <a:graphic xmlns:a="http://schemas.openxmlformats.org/drawingml/2006/main">
+              <a:graphicData uri="http://schemas.openxmlformats.org/drawingml/2006/picture">
+                <pic:pic xmlns:pic="http://schemas.openxmlformats.org/drawingml/2006/picture">
+                  <pic:nvPicPr>
+                    <pic:cNvPr id="2000189720" name="Рисунок 11" descr="Изображение выглядит как текст, Шрифт, снимок экрана&#10;&#10;Автоматически созданное описание"/>
+                    <pic:cNvPicPr/>
+                  </pic:nvPicPr>
+                  <pic:blipFill>
+                    <a:blip r:embed="rId21">
+                      <a:extLst>
+                        <a:ext uri="{28A0092B-C50C-407E-A947-70E740481C1C}">
+                          <a14:useLocalDpi xmlns:a14="http://schemas.microsoft.com/office/drawing/2010/main" val="0"/>
+                        </a:ext>
+                      </a:extLst>
+                    </a:blip>
+                    <a:stretch>
+                      <a:fillRect/>
+                    </a:stretch>
+                  </pic:blipFill>
+                  <pic:spPr>
+                    <a:xfrm>
+                      <a:off x="0" y="0"/>
+                      <a:ext cx="5731510" cy="1151890"/>
+                    </a:xfrm>
+                    <a:prstGeom prst="rect">
+                      <a:avLst/>
+                    </a:prstGeom>
+                  </pic:spPr>
+                </pic:pic>
+              </a:graphicData>
+            </a:graphic>
+          </wp:inline>
+        </w:drawing>
+      </w:r>
+    </w:p>
+    <w:p>
+      <w:pPr>
+        <w:pStyle w:val="3"/>
+        <w:spacing w:before="480" w:beforeAutospacing="0" w:after="240" w:afterAutospacing="0"/>
+        <w:rPr>
+          <w:color w:val="0F1115"/>
+          <w:sz w:val="26"/>
+          <w:szCs w:val="26"/>
+        </w:rPr>
+      </w:pPr>
+      <w:r>
+        <w:rPr>
+          <w:color w:val="0F1115"/>
+          <w:sz w:val="26"/>
+          <w:szCs w:val="26"/>
+        </w:rPr>
+        <w:t>10.</w:t>
+      </w:r>
+      <w:r>
+        <w:rPr>
+          <w:rStyle w:val="apple-converted-space"/>
+          <w:color w:val="0F1115"/>
+          <w:sz w:val="26"/>
+          <w:szCs w:val="26"/>
+        </w:rPr>
+        <w:t> </w:t>
+      </w:r>
+      <w:r>
+        <w:rPr>
+          <w:rStyle w:val="a3"/>
+          <w:b/>
+          <w:bCs/>
+          <w:color w:val="0F1115"/>
+          <w:sz w:val="26"/>
+          <w:szCs w:val="26"/>
+        </w:rPr>
+        <w:t>Flexbox для навігації</w:t>
+      </w:r>
+    </w:p>
+    <w:p>
+      <w:pPr>
+        <w:rPr>
+          <w:rFonts w:ascii="Times New Roman" w:hAnsi="Times New Roman" w:cs="Times New Roman"/>
+          <w:lang w:val="ru-UA"/>
+        </w:rPr>
+      </w:pPr>
+      <w:r>
+        <w:rPr>
+          <w:rFonts w:ascii="Times New Roman" w:hAnsi="Times New Roman" w:cs="Times New Roman"/>
+          <w:lang w:val="ru-UA"/>
+          <w14:ligatures w14:val="standardContextual"/>
+        </w:rPr>
+        <w:drawing>
+          <wp:inline distT="0" distB="0" distL="0" distR="0" wp14:anchorId="38434310" wp14:editId="15D1A232">
+            <wp:extent cx="5731510" cy="928370"/>
+            <wp:effectExtent l="0" t="0" r="0" b="0"/>
+            <wp:docPr id="968615991" name="Рисунок 10" descr="Изображение выглядит как текст, снимок экрана, Шрифт&#10;&#10;Автоматически созданное описание"/>
+            <wp:cNvGraphicFramePr>
+              <a:graphicFrameLocks xmlns:a="http://schemas.openxmlformats.org/drawingml/2006/main" noChangeAspect="1"/>
+            </wp:cNvGraphicFramePr>
+            <a:graphic xmlns:a="http://schemas.openxmlformats.org/drawingml/2006/main">
+              <a:graphicData uri="http://schemas.openxmlformats.org/drawingml/2006/picture">
+                <pic:pic xmlns:pic="http://schemas.openxmlformats.org/drawingml/2006/picture">
+                  <pic:nvPicPr>
+                    <pic:cNvPr id="968615991" name="Рисунок 10" descr="Изображение выглядит как текст, снимок экрана, Шрифт&#10;&#10;Автоматически созданное описание"/>
+                    <pic:cNvPicPr/>
+                  </pic:nvPicPr>
+                  <pic:blipFill>
+                    <a:blip r:embed="rId22">
+                      <a:extLst>
+                        <a:ext uri="{28A0092B-C50C-407E-A947-70E740481C1C}">
+                          <a14:useLocalDpi xmlns:a14="http://schemas.microsoft.com/office/drawing/2010/main" val="0"/>
+                        </a:ext>
+                      </a:extLst>
+                    </a:blip>
+                    <a:stretch>
+                      <a:fillRect/>
+                    </a:stretch>
+                  </pic:blipFill>
+                  <pic:spPr>
+                    <a:xfrm>
+                      <a:off x="0" y="0"/>
+                      <a:ext cx="5731510" cy="928370"/>
+                    </a:xfrm>
+                    <a:prstGeom prst="rect">
+                      <a:avLst/>
+                    </a:prstGeom>
+                  </pic:spPr>
+                </pic:pic>
+              </a:graphicData>
+            </a:graphic>
+          </wp:inline>
+        </w:drawing>
+      </w:r>
+    </w:p>
+    <w:p>
+      <w:pPr>
+        <w:pStyle w:val="3"/>
+        <w:spacing w:before="480" w:beforeAutospacing="0" w:after="240" w:afterAutospacing="0"/>
+        <w:rPr>
+          <w:color w:val="0F1115"/>
+          <w:sz w:val="26"/>
+          <w:szCs w:val="26"/>
+        </w:rPr>
+      </w:pPr>
+      <w:r>
+        <w:rPr>
+          <w:color w:val="0F1115"/>
+          <w:sz w:val="26"/>
+          <w:szCs w:val="26"/>
+          <w:lang w:val="uk-UA"/>
+        </w:rPr>
+        <w:t>1</w:t>
+      </w:r>
+      <w:r>
+        <w:rPr>
+          <w:color w:val="0F1115"/>
+          <w:sz w:val="26"/>
+          <w:szCs w:val="26"/>
+        </w:rPr>
+        <w:t>1.</w:t>
+      </w:r>
+      <w:r>
+        <w:rPr>
+          <w:rStyle w:val="apple-converted-space"/>
+          <w:color w:val="0F1115"/>
+          <w:sz w:val="26"/>
+          <w:szCs w:val="26"/>
+        </w:rPr>
+        <w:t> </w:t>
+      </w:r>
+      <w:r>
+        <w:rPr>
+          <w:rStyle w:val="a3"/>
+          <w:b/>
+          <w:bCs/>
+          <w:color w:val="0F1115"/>
+          <w:sz w:val="26"/>
+          <w:szCs w:val="26"/>
+        </w:rPr>
+        <w:t>Плавні переходи (transition)</w:t>
+      </w:r>
+    </w:p>
+    <w:p>
+      <w:pPr>
+        <w:rPr>
+          <w:rFonts w:ascii="Times New Roman" w:hAnsi="Times New Roman" w:cs="Times New Roman"/>
+          <w:lang w:val="ru-UA"/>
+        </w:rPr>
+      </w:pPr>
+      <w:r>
+        <w:rPr>
+          <w:rFonts w:ascii="Times New Roman" w:hAnsi="Times New Roman" w:cs="Times New Roman"/>
+          <w:lang w:val="ru-UA"/>
+          <w14:ligatures w14:val="standardContextual"/>
+        </w:rPr>
+        <w:drawing>
+          <wp:inline distT="0" distB="0" distL="0" distR="0" wp14:anchorId="6BED1DA2" wp14:editId="5A54DF66">
+            <wp:extent cx="5731510" cy="1412875"/>
+            <wp:effectExtent l="0" t="0" r="0" b="0"/>
+            <wp:docPr id="905642853" name="Рисунок 12" descr="Изображение выглядит как текст, снимок экрана&#10;&#10;Автоматически созданное описание"/>
+            <wp:cNvGraphicFramePr>
+              <a:graphicFrameLocks xmlns:a="http://schemas.openxmlformats.org/drawingml/2006/main" noChangeAspect="1"/>
+            </wp:cNvGraphicFramePr>
+            <a:graphic xmlns:a="http://schemas.openxmlformats.org/drawingml/2006/main">
+              <a:graphicData uri="http://schemas.openxmlformats.org/drawingml/2006/picture">
+                <pic:pic xmlns:pic="http://schemas.openxmlformats.org/drawingml/2006/picture">
+                  <pic:nvPicPr>
+                    <pic:cNvPr id="905642853" name="Рисунок 12" descr="Изображение выглядит как текст, снимок экрана&#10;&#10;Автоматически созданное описание"/>
+                    <pic:cNvPicPr/>
+                  </pic:nvPicPr>
+                  <pic:blipFill>
+                    <a:blip r:embed="rId23" cstate="print">
+                      <a:extLst>
+                        <a:ext uri="{28A0092B-C50C-407E-A947-70E740481C1C}">
+                          <a14:useLocalDpi xmlns:a14="http://schemas.microsoft.com/office/drawing/2010/main" val="0"/>
+                        </a:ext>
+                      </a:extLst>
+                    </a:blip>
+                    <a:stretch>
+                      <a:fillRect/>
+                    </a:stretch>
+                  </pic:blipFill>
+                  <pic:spPr>
+                    <a:xfrm>
+                      <a:off x="0" y="0"/>
+                      <a:ext cx="5731510" cy="1412875"/>
+                    </a:xfrm>
+                    <a:prstGeom prst="rect">
+                      <a:avLst/>
+                    </a:prstGeom>
+                  </pic:spPr>
+                </pic:pic>
+              </a:graphicData>
+            </a:graphic>
+          </wp:inline>
+        </w:drawing>
+      </w:r>
+    </w:p>
+    <w:p>
+      <w:pPr>
+        <w:pStyle w:val="3"/>
+        <w:spacing w:before="480" w:beforeAutospacing="0" w:after="240" w:afterAutospacing="0"/>
+        <w:rPr>
+          <w:color w:val="0F1115"/>
+          <w:sz w:val="26"/>
+          <w:szCs w:val="26"/>
+        </w:rPr>
+      </w:pPr>
+      <w:r>
+        <w:rPr>
+          <w:color w:val="0F1115"/>
+          <w:sz w:val="26"/>
+          <w:szCs w:val="26"/>
+        </w:rPr>
+        <w:t>12.</w:t>
+      </w:r>
+      <w:r>
+        <w:rPr>
+          <w:rStyle w:val="apple-converted-space"/>
+          <w:color w:val="0F1115"/>
+          <w:sz w:val="26"/>
+          <w:szCs w:val="26"/>
+        </w:rPr>
+        <w:t> </w:t>
+      </w:r>
+      <w:r>
+        <w:rPr>
+          <w:rStyle w:val="a3"/>
+          <w:b/>
+          <w:bCs/>
+          <w:color w:val="0F1115"/>
+          <w:sz w:val="26"/>
+          <w:szCs w:val="26"/>
+        </w:rPr>
+        <w:t>Скидання стилів (reset) та глобальні налаштування</w:t>
+      </w:r>
+    </w:p>
+    <w:p>
+      <w:pPr>
+        <w:ind w:firstLine="708"/>
+        <w:rPr>
+          <w:rFonts w:ascii="Times New Roman" w:hAnsi="Times New Roman" w:cs="Times New Roman"/>
+          <w:lang w:val="ru-UA"/>
+        </w:rPr>
+      </w:pPr>
+      <w:r>
+        <w:rPr>
+          <w:rFonts w:ascii="Times New Roman" w:hAnsi="Times New Roman" w:cs="Times New Roman"/>
+          <w:lang w:val="ru-UA"/>
+          <w14:ligatures w14:val="standardContextual"/>
+        </w:rPr>
+        <w:drawing>
+          <wp:inline distT="0" distB="0" distL="0" distR="0" wp14:anchorId="367CFF71" wp14:editId="37630F32">
+            <wp:extent cx="5731510" cy="2114550"/>
+            <wp:effectExtent l="0" t="0" r="0" b="6350"/>
+            <wp:docPr id="1075092528" name="Рисунок 13" descr="Изображение выглядит как текст, снимок экрана&#10;&#10;Автоматически созданное описание"/>
+            <wp:cNvGraphicFramePr>
+              <a:graphicFrameLocks xmlns:a="http://schemas.openxmlformats.org/drawingml/2006/main" noChangeAspect="1"/>
+            </wp:cNvGraphicFramePr>
+            <a:graphic xmlns:a="http://schemas.openxmlformats.org/drawingml/2006/main">
+              <a:graphicData uri="http://schemas.openxmlformats.org/drawingml/2006/picture">
+                <pic:pic xmlns:pic="http://schemas.openxmlformats.org/drawingml/2006/picture">
+                  <pic:nvPicPr>
+                    <pic:cNvPr id="1075092528" name="Рисунок 13" descr="Изображение выглядит как текст, снимок экрана&#10;&#10;Автоматически созданное описание"/>
+                    <pic:cNvPicPr/>
+                  </pic:nvPicPr>
+                  <pic:blipFill>
+                    <a:blip r:embed="rId24">
+                      <a:extLst>
+                        <a:ext uri="{28A0092B-C50C-407E-A947-70E740481C1C}">
+                          <a14:useLocalDpi xmlns:a14="http://schemas.microsoft.com/office/drawing/2010/main" val="0"/>
+                        </a:ext>
+                      </a:extLst>
+                    </a:blip>
+                    <a:stretch>
+                      <a:fillRect/>
+                    </a:stretch>
+                  </pic:blipFill>
+                  <pic:spPr>
+                    <a:xfrm>
+                      <a:off x="0" y="0"/>
+                      <a:ext cx="5766356" cy="2127406"/>
+                    </a:xfrm>
+                    <a:prstGeom prst="rect">
+                      <a:avLst/>
+                    </a:prstGeom>
+                  </pic:spPr>
+                </pic:pic>
+              </a:graphicData>
+            </a:graphic>
+          </wp:inline>
+        </w:drawing>
+      </w:r>
     </w:p>
     <w:sectPr>
       <w:pgSz w:w="11906" w:h="16838"/>
